--- a/samples/documents/08-法务合规评审.docx
+++ b/samples/documents/08-法务合规评审.docx
@@ -56,7 +56,7 @@
           <w:sz w:val="22"/>
           <w:szCs w:val="22"/>
         </w:rPr>
-        <w:t xml:space="preserve">唐敏、王琳（COO）、陈强（技术负责人）</w:t>
+        <w:t xml:space="preserve">唐敏、王琳、陈强、苏楠</w:t>
       </w:r>
     </w:p>
     <w:p>
@@ -97,19 +97,19 @@
           <w:sz w:val="26"/>
           <w:szCs w:val="26"/>
         </w:rPr>
-        <w:t xml:space="preserve">合规要求概述（唐敏）</w:t>
-      </w:r>
-    </w:p>
-    <w:p>
-      <w:pPr>
-        <w:spacing w:after="80"/>
-      </w:pPr>
-      <w:r>
-        <w:rPr>
-          <w:sz w:val="22"/>
-          <w:szCs w:val="22"/>
-        </w:rPr>
-        <w:t xml:space="preserve">i-Write 需要满足以下法规要求：</w:t>
+        <w:t xml:space="preserve">GDPR 合规评审</w:t>
+      </w:r>
+    </w:p>
+    <w:p>
+      <w:pPr>
+        <w:spacing w:after="80"/>
+      </w:pPr>
+      <w:r>
+        <w:rPr>
+          <w:sz w:val="22"/>
+          <w:szCs w:val="22"/>
+        </w:rPr>
+        <w:t xml:space="preserve">唐敏汇报 GDPR 合规要求：</w:t>
       </w:r>
     </w:p>
     <w:p>
@@ -133,31 +133,43 @@
           <w:sz w:val="22"/>
           <w:szCs w:val="22"/>
         </w:rPr>
-        <w:t xml:space="preserve">1. GDPR（欧盟通用数据保护条例）</w:t>
-      </w:r>
-    </w:p>
-    <w:p>
-      <w:pPr>
-        <w:spacing w:after="80"/>
-      </w:pPr>
-      <w:r>
-        <w:rPr>
-          <w:sz w:val="22"/>
-          <w:szCs w:val="22"/>
-        </w:rPr>
-        <w:t xml:space="preserve">   - 适用范围：所有欧盟用户</w:t>
-      </w:r>
-    </w:p>
-    <w:p>
-      <w:pPr>
-        <w:spacing w:after="80"/>
-      </w:pPr>
-      <w:r>
-        <w:rPr>
-          <w:sz w:val="22"/>
-          <w:szCs w:val="22"/>
-        </w:rPr>
-        <w:t xml:space="preserve">   - 核心要求：数据最小化、用户知情同意、删除权</w:t>
+        <w:t xml:space="preserve">数据处理合法性基础：</w:t>
+      </w:r>
+    </w:p>
+    <w:p>
+      <w:pPr>
+        <w:spacing w:after="80"/>
+      </w:pPr>
+      <w:r>
+        <w:rPr>
+          <w:sz w:val="22"/>
+          <w:szCs w:val="22"/>
+        </w:rPr>
+        <w:t xml:space="preserve">- 用户同意（Consent）— 注册时获取同意</w:t>
+      </w:r>
+    </w:p>
+    <w:p>
+      <w:pPr>
+        <w:spacing w:after="80"/>
+      </w:pPr>
+      <w:r>
+        <w:rPr>
+          <w:sz w:val="22"/>
+          <w:szCs w:val="22"/>
+        </w:rPr>
+        <w:t xml:space="preserve">- 合同履行（Contract）— 提供服务所必需</w:t>
+      </w:r>
+    </w:p>
+    <w:p>
+      <w:pPr>
+        <w:spacing w:after="80"/>
+      </w:pPr>
+      <w:r>
+        <w:rPr>
+          <w:sz w:val="22"/>
+          <w:szCs w:val="22"/>
+        </w:rPr>
+        <w:t xml:space="preserve">- 合法利益（Legitimate Interest）— 产品改进、安全防护</w:t>
       </w:r>
     </w:p>
     <w:p>
@@ -181,31 +193,127 @@
           <w:sz w:val="22"/>
           <w:szCs w:val="22"/>
         </w:rPr>
-        <w:t xml:space="preserve">2. 中国个人信息保护法（PIPL）</w:t>
-      </w:r>
-    </w:p>
-    <w:p>
-      <w:pPr>
-        <w:spacing w:after="80"/>
-      </w:pPr>
-      <w:r>
-        <w:rPr>
-          <w:sz w:val="22"/>
-          <w:szCs w:val="22"/>
-        </w:rPr>
-        <w:t xml:space="preserve">   - 适用范围：所有中国用户</w:t>
-      </w:r>
-    </w:p>
-    <w:p>
-      <w:pPr>
-        <w:spacing w:after="80"/>
-      </w:pPr>
-      <w:r>
-        <w:rPr>
-          <w:sz w:val="22"/>
-          <w:szCs w:val="22"/>
-        </w:rPr>
-        <w:t xml:space="preserve">   - 核心要求：数据本地化、用户授权、安全评估</w:t>
+        <w:t xml:space="preserve">数据主体权利：</w:t>
+      </w:r>
+    </w:p>
+    <w:p>
+      <w:pPr>
+        <w:spacing w:after="80"/>
+      </w:pPr>
+      <w:r>
+        <w:rPr>
+          <w:sz w:val="22"/>
+          <w:szCs w:val="22"/>
+        </w:rPr>
+        <w:t xml:space="preserve">- 访问权（Right of Access）— 用户可查看所有个人数据</w:t>
+      </w:r>
+    </w:p>
+    <w:p>
+      <w:pPr>
+        <w:spacing w:after="80"/>
+      </w:pPr>
+      <w:r>
+        <w:rPr>
+          <w:sz w:val="22"/>
+          <w:szCs w:val="22"/>
+        </w:rPr>
+        <w:t xml:space="preserve">- 更正权（Right to Rectification）— 用户可修改个人数据</w:t>
+      </w:r>
+    </w:p>
+    <w:p>
+      <w:pPr>
+        <w:spacing w:after="80"/>
+      </w:pPr>
+      <w:r>
+        <w:rPr>
+          <w:sz w:val="22"/>
+          <w:szCs w:val="22"/>
+        </w:rPr>
+        <w:t xml:space="preserve">- 删除权（Right to Erasure）— 用户可请求删除所有数据</w:t>
+      </w:r>
+    </w:p>
+    <w:p>
+      <w:pPr>
+        <w:spacing w:after="80"/>
+      </w:pPr>
+      <w:r>
+        <w:rPr>
+          <w:sz w:val="22"/>
+          <w:szCs w:val="22"/>
+        </w:rPr>
+        <w:t xml:space="preserve">- 数据可携权（Right to Data Portability）— 用户可导出数据</w:t>
+      </w:r>
+    </w:p>
+    <w:p>
+      <w:pPr>
+        <w:spacing w:after="80"/>
+      </w:pPr>
+      <w:r>
+        <w:rPr>
+          <w:sz w:val="22"/>
+          <w:szCs w:val="22"/>
+        </w:rPr>
+        <w:t xml:space="preserve">- 限制处理权（Right to Restrict Processing）— 用户可限制数据使用</w:t>
+      </w:r>
+    </w:p>
+    <w:p>
+      <w:pPr>
+        <w:spacing w:after="80"/>
+      </w:pPr>
+      <w:r>
+        <w:rPr>
+          <w:sz w:val="22"/>
+          <w:szCs w:val="22"/>
+        </w:rPr>
+        <w:t xml:space="preserve"/>
+      </w:r>
+    </w:p>
+    <w:p>
+      <w:pPr>
+        <w:spacing w:after="80"/>
+      </w:pPr>
+      <w:r>
+        <w:rPr>
+          <w:sz w:val="22"/>
+          <w:szCs w:val="22"/>
+        </w:rPr>
+        <w:t xml:space="preserve">数据保护影响评估（DPIA）：</w:t>
+      </w:r>
+    </w:p>
+    <w:p>
+      <w:pPr>
+        <w:spacing w:after="80"/>
+      </w:pPr>
+      <w:r>
+        <w:rPr>
+          <w:sz w:val="22"/>
+          <w:szCs w:val="22"/>
+        </w:rPr>
+        <w:t xml:space="preserve">- 已完成 DPIA 评估报告</w:t>
+      </w:r>
+    </w:p>
+    <w:p>
+      <w:pPr>
+        <w:spacing w:after="80"/>
+      </w:pPr>
+      <w:r>
+        <w:rPr>
+          <w:sz w:val="22"/>
+          <w:szCs w:val="22"/>
+        </w:rPr>
+        <w:t xml:space="preserve">- 高风险处理：AI 生成内容可能包含个人数据</w:t>
+      </w:r>
+    </w:p>
+    <w:p>
+      <w:pPr>
+        <w:spacing w:after="80"/>
+      </w:pPr>
+      <w:r>
+        <w:rPr>
+          <w:sz w:val="22"/>
+          <w:szCs w:val="22"/>
+        </w:rPr>
+        <w:t xml:space="preserve">- 缓解措施：数据脱敏、最小必要原则、用户同意</w:t>
       </w:r>
     </w:p>
     <w:p>
@@ -220,79 +328,19 @@
           <w:sz w:val="26"/>
           <w:szCs w:val="26"/>
         </w:rPr>
-        <w:t xml:space="preserve">数据分类与处理</w:t>
-      </w:r>
-    </w:p>
-    <w:p>
-      <w:pPr>
-        <w:spacing w:after="80"/>
-      </w:pPr>
-      <w:r>
-        <w:rPr>
-          <w:sz w:val="22"/>
-          <w:szCs w:val="22"/>
-        </w:rPr>
-        <w:t xml:space="preserve">数据分类：</w:t>
-      </w:r>
-    </w:p>
-    <w:p>
-      <w:pPr>
-        <w:spacing w:after="80"/>
-      </w:pPr>
-      <w:r>
-        <w:rPr>
-          <w:sz w:val="22"/>
-          <w:szCs w:val="22"/>
-        </w:rPr>
-        <w:t xml:space="preserve">- 用户数据（PII）：姓名、邮箱、头像 — 高敏感</w:t>
-      </w:r>
-    </w:p>
-    <w:p>
-      <w:pPr>
-        <w:spacing w:after="80"/>
-      </w:pPr>
-      <w:r>
-        <w:rPr>
-          <w:sz w:val="22"/>
-          <w:szCs w:val="22"/>
-        </w:rPr>
-        <w:t xml:space="preserve">- 文档内容：用户生成的文档 — 中敏感</w:t>
-      </w:r>
-    </w:p>
-    <w:p>
-      <w:pPr>
-        <w:spacing w:after="80"/>
-      </w:pPr>
-      <w:r>
-        <w:rPr>
-          <w:sz w:val="22"/>
-          <w:szCs w:val="22"/>
-        </w:rPr>
-        <w:t xml:space="preserve">- 知识库数据：上传的文件、切片 — 中敏感</w:t>
-      </w:r>
-    </w:p>
-    <w:p>
-      <w:pPr>
-        <w:spacing w:after="80"/>
-      </w:pPr>
-      <w:r>
-        <w:rPr>
-          <w:sz w:val="22"/>
-          <w:szCs w:val="22"/>
-        </w:rPr>
-        <w:t xml:space="preserve">- 日志数据：操作日志、错误日志 — 低敏感</w:t>
-      </w:r>
-    </w:p>
-    <w:p>
-      <w:pPr>
-        <w:spacing w:after="80"/>
-      </w:pPr>
-      <w:r>
-        <w:rPr>
-          <w:sz w:val="22"/>
-          <w:szCs w:val="22"/>
-        </w:rPr>
-        <w:t xml:space="preserve">- 审计日志：写操作记录 — 中敏感</w:t>
+        <w:t xml:space="preserve">数据安全措施</w:t>
+      </w:r>
+    </w:p>
+    <w:p>
+      <w:pPr>
+        <w:spacing w:after="80"/>
+      </w:pPr>
+      <w:r>
+        <w:rPr>
+          <w:sz w:val="22"/>
+          <w:szCs w:val="22"/>
+        </w:rPr>
+        <w:t xml:space="preserve">陈强汇报技术安全措施：</w:t>
       </w:r>
     </w:p>
     <w:p>
@@ -316,43 +364,235 @@
           <w:sz w:val="22"/>
           <w:szCs w:val="22"/>
         </w:rPr>
-        <w:t xml:space="preserve">数据处理原则：</w:t>
-      </w:r>
-    </w:p>
-    <w:p>
-      <w:pPr>
-        <w:spacing w:after="80"/>
-      </w:pPr>
-      <w:r>
-        <w:rPr>
-          <w:sz w:val="22"/>
-          <w:szCs w:val="22"/>
-        </w:rPr>
-        <w:t xml:space="preserve">- 最小必要：只收集功能必需的数据</w:t>
-      </w:r>
-    </w:p>
-    <w:p>
-      <w:pPr>
-        <w:spacing w:after="80"/>
-      </w:pPr>
-      <w:r>
-        <w:rPr>
-          <w:sz w:val="22"/>
-          <w:szCs w:val="22"/>
-        </w:rPr>
-        <w:t xml:space="preserve">- 目的限制：数据只用于声明的目的</w:t>
-      </w:r>
-    </w:p>
-    <w:p>
-      <w:pPr>
-        <w:spacing w:after="80"/>
-      </w:pPr>
-      <w:r>
-        <w:rPr>
-          <w:sz w:val="22"/>
-          <w:szCs w:val="22"/>
-        </w:rPr>
-        <w:t xml:space="preserve">- 存储限制：数据保留期限不超过必要时间</w:t>
+        <w:t xml:space="preserve">数据加密：</w:t>
+      </w:r>
+    </w:p>
+    <w:p>
+      <w:pPr>
+        <w:spacing w:after="80"/>
+      </w:pPr>
+      <w:r>
+        <w:rPr>
+          <w:sz w:val="22"/>
+          <w:szCs w:val="22"/>
+        </w:rPr>
+        <w:t xml:space="preserve">- 传输加密：全站 HTTPS（TLS 1.3）</w:t>
+      </w:r>
+    </w:p>
+    <w:p>
+      <w:pPr>
+        <w:spacing w:after="80"/>
+      </w:pPr>
+      <w:r>
+        <w:rPr>
+          <w:sz w:val="22"/>
+          <w:szCs w:val="22"/>
+        </w:rPr>
+        <w:t xml:space="preserve">- 存储加密：SQLite WAL 模式 + AES-256-GCM 加密敏感字段</w:t>
+      </w:r>
+    </w:p>
+    <w:p>
+      <w:pPr>
+        <w:spacing w:after="80"/>
+      </w:pPr>
+      <w:r>
+        <w:rPr>
+          <w:sz w:val="22"/>
+          <w:szCs w:val="22"/>
+        </w:rPr>
+        <w:t xml:space="preserve">- API Key 加密：使用 AES-256-GCM 加密存储在 keyStore</w:t>
+      </w:r>
+    </w:p>
+    <w:p>
+      <w:pPr>
+        <w:spacing w:after="80"/>
+      </w:pPr>
+      <w:r>
+        <w:rPr>
+          <w:sz w:val="22"/>
+          <w:szCs w:val="22"/>
+        </w:rPr>
+        <w:t xml:space="preserve"/>
+      </w:r>
+    </w:p>
+    <w:p>
+      <w:pPr>
+        <w:spacing w:after="80"/>
+      </w:pPr>
+      <w:r>
+        <w:rPr>
+          <w:sz w:val="22"/>
+          <w:szCs w:val="22"/>
+        </w:rPr>
+        <w:t xml:space="preserve">访问控制：</w:t>
+      </w:r>
+    </w:p>
+    <w:p>
+      <w:pPr>
+        <w:spacing w:after="80"/>
+      </w:pPr>
+      <w:r>
+        <w:rPr>
+          <w:sz w:val="22"/>
+          <w:szCs w:val="22"/>
+        </w:rPr>
+        <w:t xml:space="preserve">- OAuth2 认证（Microsoft + GitHub）</w:t>
+      </w:r>
+    </w:p>
+    <w:p>
+      <w:pPr>
+        <w:spacing w:after="80"/>
+      </w:pPr>
+      <w:r>
+        <w:rPr>
+          <w:sz w:val="22"/>
+          <w:szCs w:val="22"/>
+        </w:rPr>
+        <w:t xml:space="preserve">- RBAC 角色（Admin / Editor / Viewer）</w:t>
+      </w:r>
+    </w:p>
+    <w:p>
+      <w:pPr>
+        <w:spacing w:after="80"/>
+      </w:pPr>
+      <w:r>
+        <w:rPr>
+          <w:sz w:val="22"/>
+          <w:szCs w:val="22"/>
+        </w:rPr>
+        <w:t xml:space="preserve">- API Key 认证（CLI 工具）</w:t>
+      </w:r>
+    </w:p>
+    <w:p>
+      <w:pPr>
+        <w:spacing w:after="80"/>
+      </w:pPr>
+      <w:r>
+        <w:rPr>
+          <w:sz w:val="22"/>
+          <w:szCs w:val="22"/>
+        </w:rPr>
+        <w:t xml:space="preserve"/>
+      </w:r>
+    </w:p>
+    <w:p>
+      <w:pPr>
+        <w:spacing w:after="80"/>
+      </w:pPr>
+      <w:r>
+        <w:rPr>
+          <w:sz w:val="22"/>
+          <w:szCs w:val="22"/>
+        </w:rPr>
+        <w:t xml:space="preserve">审计日志：</w:t>
+      </w:r>
+    </w:p>
+    <w:p>
+      <w:pPr>
+        <w:spacing w:after="80"/>
+      </w:pPr>
+      <w:r>
+        <w:rPr>
+          <w:sz w:val="22"/>
+          <w:szCs w:val="22"/>
+        </w:rPr>
+        <w:t xml:space="preserve">- audit_log 表记录所有写操作（INSERT / UPDATE / DELETE）</w:t>
+      </w:r>
+    </w:p>
+    <w:p>
+      <w:pPr>
+        <w:spacing w:after="80"/>
+      </w:pPr>
+      <w:r>
+        <w:rPr>
+          <w:sz w:val="22"/>
+          <w:szCs w:val="22"/>
+        </w:rPr>
+        <w:t xml:space="preserve">- 日志保留 1 年</w:t>
+      </w:r>
+    </w:p>
+    <w:p>
+      <w:pPr>
+        <w:spacing w:after="80"/>
+      </w:pPr>
+      <w:r>
+        <w:rPr>
+          <w:sz w:val="22"/>
+          <w:szCs w:val="22"/>
+        </w:rPr>
+        <w:t xml:space="preserve">- 支持导出审计日志（CSV 格式）</w:t>
+      </w:r>
+    </w:p>
+    <w:p>
+      <w:pPr>
+        <w:spacing w:after="80"/>
+      </w:pPr>
+      <w:r>
+        <w:rPr>
+          <w:sz w:val="22"/>
+          <w:szCs w:val="22"/>
+        </w:rPr>
+        <w:t xml:space="preserve"/>
+      </w:r>
+    </w:p>
+    <w:p>
+      <w:pPr>
+        <w:spacing w:after="80"/>
+      </w:pPr>
+      <w:r>
+        <w:rPr>
+          <w:sz w:val="22"/>
+          <w:szCs w:val="22"/>
+        </w:rPr>
+        <w:t xml:space="preserve">安全防护：</w:t>
+      </w:r>
+    </w:p>
+    <w:p>
+      <w:pPr>
+        <w:spacing w:after="80"/>
+      </w:pPr>
+      <w:r>
+        <w:rPr>
+          <w:sz w:val="22"/>
+          <w:szCs w:val="22"/>
+        </w:rPr>
+        <w:t xml:space="preserve">- Rate Limiting（登录 10 次/分钟/IP）</w:t>
+      </w:r>
+    </w:p>
+    <w:p>
+      <w:pPr>
+        <w:spacing w:after="80"/>
+      </w:pPr>
+      <w:r>
+        <w:rPr>
+          <w:sz w:val="22"/>
+          <w:szCs w:val="22"/>
+        </w:rPr>
+        <w:t xml:space="preserve">- CSRF 防护（OAuth2 State 参数 + SameSite Cookie）</w:t>
+      </w:r>
+    </w:p>
+    <w:p>
+      <w:pPr>
+        <w:spacing w:after="80"/>
+      </w:pPr>
+      <w:r>
+        <w:rPr>
+          <w:sz w:val="22"/>
+          <w:szCs w:val="22"/>
+        </w:rPr>
+        <w:t xml:space="preserve">- XSS 防护（HttpOnly Cookie + CSP 策略）</w:t>
+      </w:r>
+    </w:p>
+    <w:p>
+      <w:pPr>
+        <w:spacing w:after="80"/>
+      </w:pPr>
+      <w:r>
+        <w:rPr>
+          <w:sz w:val="22"/>
+          <w:szCs w:val="22"/>
+        </w:rPr>
+        <w:t xml:space="preserve">- SQL 注入防护（参数化查询）</w:t>
       </w:r>
     </w:p>
     <w:p>
@@ -367,79 +607,19 @@
           <w:sz w:val="26"/>
           <w:szCs w:val="26"/>
         </w:rPr>
-        <w:t xml:space="preserve">技术措施（陈强汇报）</w:t>
-      </w:r>
-    </w:p>
-    <w:p>
-      <w:pPr>
-        <w:spacing w:after="80"/>
-      </w:pPr>
-      <w:r>
-        <w:rPr>
-          <w:sz w:val="22"/>
-          <w:szCs w:val="22"/>
-        </w:rPr>
-        <w:t xml:space="preserve">已实施的安全措施：</w:t>
-      </w:r>
-    </w:p>
-    <w:p>
-      <w:pPr>
-        <w:spacing w:after="80"/>
-      </w:pPr>
-      <w:r>
-        <w:rPr>
-          <w:sz w:val="22"/>
-          <w:szCs w:val="22"/>
-        </w:rPr>
-        <w:t xml:space="preserve">- API Key 加密存储（AES-256-GCM）</w:t>
-      </w:r>
-    </w:p>
-    <w:p>
-      <w:pPr>
-        <w:spacing w:after="80"/>
-      </w:pPr>
-      <w:r>
-        <w:rPr>
-          <w:sz w:val="22"/>
-          <w:szCs w:val="22"/>
-        </w:rPr>
-        <w:t xml:space="preserve">- 审计日志记录所有写操作</w:t>
-      </w:r>
-    </w:p>
-    <w:p>
-      <w:pPr>
-        <w:spacing w:after="80"/>
-      </w:pPr>
-      <w:r>
-        <w:rPr>
-          <w:sz w:val="22"/>
-          <w:szCs w:val="22"/>
-        </w:rPr>
-        <w:t xml:space="preserve">- 用户数据 90 天自动清理</w:t>
-      </w:r>
-    </w:p>
-    <w:p>
-      <w:pPr>
-        <w:spacing w:after="80"/>
-      </w:pPr>
-      <w:r>
-        <w:rPr>
-          <w:sz w:val="22"/>
-          <w:szCs w:val="22"/>
-        </w:rPr>
-        <w:t xml:space="preserve">- HTTPS 全站加密</w:t>
-      </w:r>
-    </w:p>
-    <w:p>
-      <w:pPr>
-        <w:spacing w:after="80"/>
-      </w:pPr>
-      <w:r>
-        <w:rPr>
-          <w:sz w:val="22"/>
-          <w:szCs w:val="22"/>
-        </w:rPr>
-        <w:t xml:space="preserve">- CSP 策略限制脚本来源</w:t>
+        <w:t xml:space="preserve">数据留存政策</w:t>
+      </w:r>
+    </w:p>
+    <w:p>
+      <w:pPr>
+        <w:spacing w:after="80"/>
+      </w:pPr>
+      <w:r>
+        <w:rPr>
+          <w:sz w:val="22"/>
+          <w:szCs w:val="22"/>
+        </w:rPr>
+        <w:t xml:space="preserve">唐敏汇报数据留存政策：</w:t>
       </w:r>
     </w:p>
     <w:p>
@@ -454,64 +634,653 @@
         <w:t xml:space="preserve"/>
       </w:r>
     </w:p>
-    <w:p>
-      <w:pPr>
-        <w:spacing w:after="80"/>
-      </w:pPr>
-      <w:r>
-        <w:rPr>
-          <w:sz w:val="22"/>
-          <w:szCs w:val="22"/>
-        </w:rPr>
-        <w:t xml:space="preserve">待实施的措施：</w:t>
-      </w:r>
-    </w:p>
-    <w:p>
-      <w:pPr>
-        <w:spacing w:after="80"/>
-      </w:pPr>
-      <w:r>
-        <w:rPr>
-          <w:sz w:val="22"/>
-          <w:szCs w:val="22"/>
-        </w:rPr>
-        <w:t xml:space="preserve">- 数据导出功能（用户可导出所有数据）</w:t>
-      </w:r>
-    </w:p>
-    <w:p>
-      <w:pPr>
-        <w:spacing w:after="80"/>
-      </w:pPr>
-      <w:r>
-        <w:rPr>
-          <w:sz w:val="22"/>
-          <w:szCs w:val="22"/>
-        </w:rPr>
-        <w:t xml:space="preserve">- 数据删除功能（用户可请求删除所有数据）</w:t>
-      </w:r>
-    </w:p>
-    <w:p>
-      <w:pPr>
-        <w:spacing w:after="80"/>
-      </w:pPr>
-      <w:r>
-        <w:rPr>
-          <w:sz w:val="22"/>
-          <w:szCs w:val="22"/>
-        </w:rPr>
-        <w:t xml:space="preserve">- 隐私政策页面</w:t>
-      </w:r>
-    </w:p>
-    <w:p>
-      <w:pPr>
-        <w:spacing w:after="80"/>
-      </w:pPr>
-      <w:r>
-        <w:rPr>
-          <w:sz w:val="22"/>
-          <w:szCs w:val="22"/>
-        </w:rPr>
-        <w:t xml:space="preserve">- Cookie 同意弹窗</w:t>
+    <w:tbl>
+      <w:tblPr>
+        <w:tblW w:type="dxa" w:w="9000"/>
+        <w:tblBorders>
+          <w:top w:val="single" w:color="auto" w:sz="4"/>
+          <w:left w:val="single" w:color="auto" w:sz="4"/>
+          <w:bottom w:val="single" w:color="auto" w:sz="4"/>
+          <w:right w:val="single" w:color="auto" w:sz="4"/>
+          <w:insideH w:val="single" w:color="auto" w:sz="4"/>
+          <w:insideV w:val="single" w:color="auto" w:sz="4"/>
+        </w:tblBorders>
+      </w:tblPr>
+      <w:tblGrid>
+        <w:gridCol w:w="100"/>
+        <w:gridCol w:w="100"/>
+        <w:gridCol w:w="100"/>
+      </w:tblGrid>
+      <w:tr>
+        <w:tc>
+          <w:tcPr>
+            <w:tcW w:type="dxa" w:w="3000"/>
+            <w:tcBorders>
+              <w:top w:val="single" w:color="CCCCCC" w:sz="1"/>
+              <w:left w:val="single" w:color="CCCCCC" w:sz="1"/>
+              <w:bottom w:val="single" w:color="CCCCCC" w:sz="1"/>
+              <w:right w:val="single" w:color="CCCCCC" w:sz="1"/>
+            </w:tcBorders>
+            <w:shd w:color="E2E8F0" w:val="solid"/>
+          </w:tcPr>
+          <w:p>
+            <w:pPr>
+              <w:spacing w:after="40" w:before="40"/>
+            </w:pPr>
+            <w:r>
+              <w:rPr>
+                <w:b/>
+                <w:bCs/>
+                <w:sz w:val="20"/>
+                <w:szCs w:val="20"/>
+              </w:rPr>
+              <w:t xml:space="preserve">数据类型</w:t>
+            </w:r>
+          </w:p>
+        </w:tc>
+        <w:tc>
+          <w:tcPr>
+            <w:tcW w:type="dxa" w:w="3000"/>
+            <w:tcBorders>
+              <w:top w:val="single" w:color="CCCCCC" w:sz="1"/>
+              <w:left w:val="single" w:color="CCCCCC" w:sz="1"/>
+              <w:bottom w:val="single" w:color="CCCCCC" w:sz="1"/>
+              <w:right w:val="single" w:color="CCCCCC" w:sz="1"/>
+            </w:tcBorders>
+            <w:shd w:color="E2E8F0" w:val="solid"/>
+          </w:tcPr>
+          <w:p>
+            <w:pPr>
+              <w:spacing w:after="40" w:before="40"/>
+            </w:pPr>
+            <w:r>
+              <w:rPr>
+                <w:b/>
+                <w:bCs/>
+                <w:sz w:val="20"/>
+                <w:szCs w:val="20"/>
+              </w:rPr>
+              <w:t xml:space="preserve">留存期限</w:t>
+            </w:r>
+          </w:p>
+        </w:tc>
+        <w:tc>
+          <w:tcPr>
+            <w:tcW w:type="dxa" w:w="3000"/>
+            <w:tcBorders>
+              <w:top w:val="single" w:color="CCCCCC" w:sz="1"/>
+              <w:left w:val="single" w:color="CCCCCC" w:sz="1"/>
+              <w:bottom w:val="single" w:color="CCCCCC" w:sz="1"/>
+              <w:right w:val="single" w:color="CCCCCC" w:sz="1"/>
+            </w:tcBorders>
+            <w:shd w:color="E2E8F0" w:val="solid"/>
+          </w:tcPr>
+          <w:p>
+            <w:pPr>
+              <w:spacing w:after="40" w:before="40"/>
+            </w:pPr>
+            <w:r>
+              <w:rPr>
+                <w:b/>
+                <w:bCs/>
+                <w:sz w:val="20"/>
+                <w:szCs w:val="20"/>
+              </w:rPr>
+              <w:t xml:space="preserve">删除方式</w:t>
+            </w:r>
+          </w:p>
+        </w:tc>
+      </w:tr>
+      <w:tr>
+        <w:tc>
+          <w:tcPr>
+            <w:tcW w:type="dxa" w:w="3000"/>
+            <w:tcBorders>
+              <w:top w:val="single" w:color="CCCCCC" w:sz="1"/>
+              <w:left w:val="single" w:color="CCCCCC" w:sz="1"/>
+              <w:bottom w:val="single" w:color="CCCCCC" w:sz="1"/>
+              <w:right w:val="single" w:color="CCCCCC" w:sz="1"/>
+            </w:tcBorders>
+          </w:tcPr>
+          <w:p>
+            <w:pPr>
+              <w:spacing w:after="40" w:before="40"/>
+            </w:pPr>
+            <w:r>
+              <w:rPr>
+                <w:b w:val="false"/>
+                <w:bCs w:val="false"/>
+                <w:sz w:val="20"/>
+                <w:szCs w:val="20"/>
+              </w:rPr>
+              <w:t xml:space="preserve">用户数据</w:t>
+            </w:r>
+          </w:p>
+        </w:tc>
+        <w:tc>
+          <w:tcPr>
+            <w:tcW w:type="dxa" w:w="3000"/>
+            <w:tcBorders>
+              <w:top w:val="single" w:color="CCCCCC" w:sz="1"/>
+              <w:left w:val="single" w:color="CCCCCC" w:sz="1"/>
+              <w:bottom w:val="single" w:color="CCCCCC" w:sz="1"/>
+              <w:right w:val="single" w:color="CCCCCC" w:sz="1"/>
+            </w:tcBorders>
+          </w:tcPr>
+          <w:p>
+            <w:pPr>
+              <w:spacing w:after="40" w:before="40"/>
+            </w:pPr>
+            <w:r>
+              <w:rPr>
+                <w:b w:val="false"/>
+                <w:bCs w:val="false"/>
+                <w:sz w:val="20"/>
+                <w:szCs w:val="20"/>
+              </w:rPr>
+              <w:t xml:space="preserve">用户删除前</w:t>
+            </w:r>
+          </w:p>
+        </w:tc>
+        <w:tc>
+          <w:tcPr>
+            <w:tcW w:type="dxa" w:w="3000"/>
+            <w:tcBorders>
+              <w:top w:val="single" w:color="CCCCCC" w:sz="1"/>
+              <w:left w:val="single" w:color="CCCCCC" w:sz="1"/>
+              <w:bottom w:val="single" w:color="CCCCCC" w:sz="1"/>
+              <w:right w:val="single" w:color="CCCCCC" w:sz="1"/>
+            </w:tcBorders>
+          </w:tcPr>
+          <w:p>
+            <w:pPr>
+              <w:spacing w:after="40" w:before="40"/>
+            </w:pPr>
+            <w:r>
+              <w:rPr>
+                <w:b w:val="false"/>
+                <w:bCs w:val="false"/>
+                <w:sz w:val="20"/>
+                <w:szCs w:val="20"/>
+              </w:rPr>
+              <w:t xml:space="preserve">用户请求删除，72 小时内完成</w:t>
+            </w:r>
+          </w:p>
+        </w:tc>
+      </w:tr>
+      <w:tr>
+        <w:tc>
+          <w:tcPr>
+            <w:tcW w:type="dxa" w:w="3000"/>
+            <w:tcBorders>
+              <w:top w:val="single" w:color="CCCCCC" w:sz="1"/>
+              <w:left w:val="single" w:color="CCCCCC" w:sz="1"/>
+              <w:bottom w:val="single" w:color="CCCCCC" w:sz="1"/>
+              <w:right w:val="single" w:color="CCCCCC" w:sz="1"/>
+            </w:tcBorders>
+          </w:tcPr>
+          <w:p>
+            <w:pPr>
+              <w:spacing w:after="40" w:before="40"/>
+            </w:pPr>
+            <w:r>
+              <w:rPr>
+                <w:b w:val="false"/>
+                <w:bCs w:val="false"/>
+                <w:sz w:val="20"/>
+                <w:szCs w:val="20"/>
+              </w:rPr>
+              <w:t xml:space="preserve">文档内容</w:t>
+            </w:r>
+          </w:p>
+        </w:tc>
+        <w:tc>
+          <w:tcPr>
+            <w:tcW w:type="dxa" w:w="3000"/>
+            <w:tcBorders>
+              <w:top w:val="single" w:color="CCCCCC" w:sz="1"/>
+              <w:left w:val="single" w:color="CCCCCC" w:sz="1"/>
+              <w:bottom w:val="single" w:color="CCCCCC" w:sz="1"/>
+              <w:right w:val="single" w:color="CCCCCC" w:sz="1"/>
+            </w:tcBorders>
+          </w:tcPr>
+          <w:p>
+            <w:pPr>
+              <w:spacing w:after="40" w:before="40"/>
+            </w:pPr>
+            <w:r>
+              <w:rPr>
+                <w:b w:val="false"/>
+                <w:bCs w:val="false"/>
+                <w:sz w:val="20"/>
+                <w:szCs w:val="20"/>
+              </w:rPr>
+              <w:t xml:space="preserve">用户删除前</w:t>
+            </w:r>
+          </w:p>
+        </w:tc>
+        <w:tc>
+          <w:tcPr>
+            <w:tcW w:type="dxa" w:w="3000"/>
+            <w:tcBorders>
+              <w:top w:val="single" w:color="CCCCCC" w:sz="1"/>
+              <w:left w:val="single" w:color="CCCCCC" w:sz="1"/>
+              <w:bottom w:val="single" w:color="CCCCCC" w:sz="1"/>
+              <w:right w:val="single" w:color="CCCCCC" w:sz="1"/>
+            </w:tcBorders>
+          </w:tcPr>
+          <w:p>
+            <w:pPr>
+              <w:spacing w:after="40" w:before="40"/>
+            </w:pPr>
+            <w:r>
+              <w:rPr>
+                <w:b w:val="false"/>
+                <w:bCs w:val="false"/>
+                <w:sz w:val="20"/>
+                <w:szCs w:val="20"/>
+              </w:rPr>
+              <w:t xml:space="preserve">用户请求删除，72 小时内完成</w:t>
+            </w:r>
+          </w:p>
+        </w:tc>
+      </w:tr>
+      <w:tr>
+        <w:tc>
+          <w:tcPr>
+            <w:tcW w:type="dxa" w:w="3000"/>
+            <w:tcBorders>
+              <w:top w:val="single" w:color="CCCCCC" w:sz="1"/>
+              <w:left w:val="single" w:color="CCCCCC" w:sz="1"/>
+              <w:bottom w:val="single" w:color="CCCCCC" w:sz="1"/>
+              <w:right w:val="single" w:color="CCCCCC" w:sz="1"/>
+            </w:tcBorders>
+          </w:tcPr>
+          <w:p>
+            <w:pPr>
+              <w:spacing w:after="40" w:before="40"/>
+            </w:pPr>
+            <w:r>
+              <w:rPr>
+                <w:b w:val="false"/>
+                <w:bCs w:val="false"/>
+                <w:sz w:val="20"/>
+                <w:szCs w:val="20"/>
+              </w:rPr>
+              <w:t xml:space="preserve">知识库数据</w:t>
+            </w:r>
+          </w:p>
+        </w:tc>
+        <w:tc>
+          <w:tcPr>
+            <w:tcW w:type="dxa" w:w="3000"/>
+            <w:tcBorders>
+              <w:top w:val="single" w:color="CCCCCC" w:sz="1"/>
+              <w:left w:val="single" w:color="CCCCCC" w:sz="1"/>
+              <w:bottom w:val="single" w:color="CCCCCC" w:sz="1"/>
+              <w:right w:val="single" w:color="CCCCCC" w:sz="1"/>
+            </w:tcBorders>
+          </w:tcPr>
+          <w:p>
+            <w:pPr>
+              <w:spacing w:after="40" w:before="40"/>
+            </w:pPr>
+            <w:r>
+              <w:rPr>
+                <w:b w:val="false"/>
+                <w:bCs w:val="false"/>
+                <w:sz w:val="20"/>
+                <w:szCs w:val="20"/>
+              </w:rPr>
+              <w:t xml:space="preserve">用户删除前</w:t>
+            </w:r>
+          </w:p>
+        </w:tc>
+        <w:tc>
+          <w:tcPr>
+            <w:tcW w:type="dxa" w:w="3000"/>
+            <w:tcBorders>
+              <w:top w:val="single" w:color="CCCCCC" w:sz="1"/>
+              <w:left w:val="single" w:color="CCCCCC" w:sz="1"/>
+              <w:bottom w:val="single" w:color="CCCCCC" w:sz="1"/>
+              <w:right w:val="single" w:color="CCCCCC" w:sz="1"/>
+            </w:tcBorders>
+          </w:tcPr>
+          <w:p>
+            <w:pPr>
+              <w:spacing w:after="40" w:before="40"/>
+            </w:pPr>
+            <w:r>
+              <w:rPr>
+                <w:b w:val="false"/>
+                <w:bCs w:val="false"/>
+                <w:sz w:val="20"/>
+                <w:szCs w:val="20"/>
+              </w:rPr>
+              <w:t xml:space="preserve">用户请求删除，72 小时内完成</w:t>
+            </w:r>
+          </w:p>
+        </w:tc>
+      </w:tr>
+      <w:tr>
+        <w:tc>
+          <w:tcPr>
+            <w:tcW w:type="dxa" w:w="3000"/>
+            <w:tcBorders>
+              <w:top w:val="single" w:color="CCCCCC" w:sz="1"/>
+              <w:left w:val="single" w:color="CCCCCC" w:sz="1"/>
+              <w:bottom w:val="single" w:color="CCCCCC" w:sz="1"/>
+              <w:right w:val="single" w:color="CCCCCC" w:sz="1"/>
+            </w:tcBorders>
+          </w:tcPr>
+          <w:p>
+            <w:pPr>
+              <w:spacing w:after="40" w:before="40"/>
+            </w:pPr>
+            <w:r>
+              <w:rPr>
+                <w:b w:val="false"/>
+                <w:bCs w:val="false"/>
+                <w:sz w:val="20"/>
+                <w:szCs w:val="20"/>
+              </w:rPr>
+              <w:t xml:space="preserve">日志数据</w:t>
+            </w:r>
+          </w:p>
+        </w:tc>
+        <w:tc>
+          <w:tcPr>
+            <w:tcW w:type="dxa" w:w="3000"/>
+            <w:tcBorders>
+              <w:top w:val="single" w:color="CCCCCC" w:sz="1"/>
+              <w:left w:val="single" w:color="CCCCCC" w:sz="1"/>
+              <w:bottom w:val="single" w:color="CCCCCC" w:sz="1"/>
+              <w:right w:val="single" w:color="CCCCCC" w:sz="1"/>
+            </w:tcBorders>
+          </w:tcPr>
+          <w:p>
+            <w:pPr>
+              <w:spacing w:after="40" w:before="40"/>
+            </w:pPr>
+            <w:r>
+              <w:rPr>
+                <w:b w:val="false"/>
+                <w:bCs w:val="false"/>
+                <w:sz w:val="20"/>
+                <w:szCs w:val="20"/>
+              </w:rPr>
+              <w:t xml:space="preserve">30 天</w:t>
+            </w:r>
+          </w:p>
+        </w:tc>
+        <w:tc>
+          <w:tcPr>
+            <w:tcW w:type="dxa" w:w="3000"/>
+            <w:tcBorders>
+              <w:top w:val="single" w:color="CCCCCC" w:sz="1"/>
+              <w:left w:val="single" w:color="CCCCCC" w:sz="1"/>
+              <w:bottom w:val="single" w:color="CCCCCC" w:sz="1"/>
+              <w:right w:val="single" w:color="CCCCCC" w:sz="1"/>
+            </w:tcBorders>
+          </w:tcPr>
+          <w:p>
+            <w:pPr>
+              <w:spacing w:after="40" w:before="40"/>
+            </w:pPr>
+            <w:r>
+              <w:rPr>
+                <w:b w:val="false"/>
+                <w:bCs w:val="false"/>
+                <w:sz w:val="20"/>
+                <w:szCs w:val="20"/>
+              </w:rPr>
+              <w:t xml:space="preserve">自动清理（cron job）</w:t>
+            </w:r>
+          </w:p>
+        </w:tc>
+      </w:tr>
+      <w:tr>
+        <w:tc>
+          <w:tcPr>
+            <w:tcW w:type="dxa" w:w="3000"/>
+            <w:tcBorders>
+              <w:top w:val="single" w:color="CCCCCC" w:sz="1"/>
+              <w:left w:val="single" w:color="CCCCCC" w:sz="1"/>
+              <w:bottom w:val="single" w:color="CCCCCC" w:sz="1"/>
+              <w:right w:val="single" w:color="CCCCCC" w:sz="1"/>
+            </w:tcBorders>
+          </w:tcPr>
+          <w:p>
+            <w:pPr>
+              <w:spacing w:after="40" w:before="40"/>
+            </w:pPr>
+            <w:r>
+              <w:rPr>
+                <w:b w:val="false"/>
+                <w:bCs w:val="false"/>
+                <w:sz w:val="20"/>
+                <w:szCs w:val="20"/>
+              </w:rPr>
+              <w:t xml:space="preserve">审计日志</w:t>
+            </w:r>
+          </w:p>
+        </w:tc>
+        <w:tc>
+          <w:tcPr>
+            <w:tcW w:type="dxa" w:w="3000"/>
+            <w:tcBorders>
+              <w:top w:val="single" w:color="CCCCCC" w:sz="1"/>
+              <w:left w:val="single" w:color="CCCCCC" w:sz="1"/>
+              <w:bottom w:val="single" w:color="CCCCCC" w:sz="1"/>
+              <w:right w:val="single" w:color="CCCCCC" w:sz="1"/>
+            </w:tcBorders>
+          </w:tcPr>
+          <w:p>
+            <w:pPr>
+              <w:spacing w:after="40" w:before="40"/>
+            </w:pPr>
+            <w:r>
+              <w:rPr>
+                <w:b w:val="false"/>
+                <w:bCs w:val="false"/>
+                <w:sz w:val="20"/>
+                <w:szCs w:val="20"/>
+              </w:rPr>
+              <w:t xml:space="preserve">1 年</w:t>
+            </w:r>
+          </w:p>
+        </w:tc>
+        <w:tc>
+          <w:tcPr>
+            <w:tcW w:type="dxa" w:w="3000"/>
+            <w:tcBorders>
+              <w:top w:val="single" w:color="CCCCCC" w:sz="1"/>
+              <w:left w:val="single" w:color="CCCCCC" w:sz="1"/>
+              <w:bottom w:val="single" w:color="CCCCCC" w:sz="1"/>
+              <w:right w:val="single" w:color="CCCCCC" w:sz="1"/>
+            </w:tcBorders>
+          </w:tcPr>
+          <w:p>
+            <w:pPr>
+              <w:spacing w:after="40" w:before="40"/>
+            </w:pPr>
+            <w:r>
+              <w:rPr>
+                <w:b w:val="false"/>
+                <w:bCs w:val="false"/>
+                <w:sz w:val="20"/>
+                <w:szCs w:val="20"/>
+              </w:rPr>
+              <w:t xml:space="preserve">自动清理（cron job）</w:t>
+            </w:r>
+          </w:p>
+        </w:tc>
+      </w:tr>
+      <w:tr>
+        <w:tc>
+          <w:tcPr>
+            <w:tcW w:type="dxa" w:w="3000"/>
+            <w:tcBorders>
+              <w:top w:val="single" w:color="CCCCCC" w:sz="1"/>
+              <w:left w:val="single" w:color="CCCCCC" w:sz="1"/>
+              <w:bottom w:val="single" w:color="CCCCCC" w:sz="1"/>
+              <w:right w:val="single" w:color="CCCCCC" w:sz="1"/>
+            </w:tcBorders>
+          </w:tcPr>
+          <w:p>
+            <w:pPr>
+              <w:spacing w:after="40" w:before="40"/>
+            </w:pPr>
+            <w:r>
+              <w:rPr>
+                <w:b w:val="false"/>
+                <w:bCs w:val="false"/>
+                <w:sz w:val="20"/>
+                <w:szCs w:val="20"/>
+              </w:rPr>
+              <w:t xml:space="preserve">支付记录</w:t>
+            </w:r>
+          </w:p>
+        </w:tc>
+        <w:tc>
+          <w:tcPr>
+            <w:tcW w:type="dxa" w:w="3000"/>
+            <w:tcBorders>
+              <w:top w:val="single" w:color="CCCCCC" w:sz="1"/>
+              <w:left w:val="single" w:color="CCCCCC" w:sz="1"/>
+              <w:bottom w:val="single" w:color="CCCCCC" w:sz="1"/>
+              <w:right w:val="single" w:color="CCCCCC" w:sz="1"/>
+            </w:tcBorders>
+          </w:tcPr>
+          <w:p>
+            <w:pPr>
+              <w:spacing w:after="40" w:before="40"/>
+            </w:pPr>
+            <w:r>
+              <w:rPr>
+                <w:b w:val="false"/>
+                <w:bCs w:val="false"/>
+                <w:sz w:val="20"/>
+                <w:szCs w:val="20"/>
+              </w:rPr>
+              <w:t xml:space="preserve">7 年</w:t>
+            </w:r>
+          </w:p>
+        </w:tc>
+        <w:tc>
+          <w:tcPr>
+            <w:tcW w:type="dxa" w:w="3000"/>
+            <w:tcBorders>
+              <w:top w:val="single" w:color="CCCCCC" w:sz="1"/>
+              <w:left w:val="single" w:color="CCCCCC" w:sz="1"/>
+              <w:bottom w:val="single" w:color="CCCCCC" w:sz="1"/>
+              <w:right w:val="single" w:color="CCCCCC" w:sz="1"/>
+            </w:tcBorders>
+          </w:tcPr>
+          <w:p>
+            <w:pPr>
+              <w:spacing w:after="40" w:before="40"/>
+            </w:pPr>
+            <w:r>
+              <w:rPr>
+                <w:b w:val="false"/>
+                <w:bCs w:val="false"/>
+                <w:sz w:val="20"/>
+                <w:szCs w:val="20"/>
+              </w:rPr>
+              <w:t xml:space="preserve">税务要求，不可删除</w:t>
+            </w:r>
+          </w:p>
+        </w:tc>
+      </w:tr>
+    </w:tbl>
+    <w:p>
+      <w:pPr>
+        <w:spacing w:after="100"/>
+      </w:pPr>
+    </w:p>
+    <w:p>
+      <w:pPr>
+        <w:spacing w:after="80"/>
+      </w:pPr>
+      <w:r>
+        <w:rPr>
+          <w:sz w:val="22"/>
+          <w:szCs w:val="22"/>
+        </w:rPr>
+        <w:t xml:space="preserve"/>
+      </w:r>
+    </w:p>
+    <w:p>
+      <w:pPr>
+        <w:spacing w:after="80"/>
+      </w:pPr>
+      <w:r>
+        <w:rPr>
+          <w:sz w:val="22"/>
+          <w:szCs w:val="22"/>
+        </w:rPr>
+        <w:t xml:space="preserve">数据删除流程：</w:t>
+      </w:r>
+    </w:p>
+    <w:p>
+      <w:pPr>
+        <w:spacing w:after="80"/>
+      </w:pPr>
+      <w:r>
+        <w:rPr>
+          <w:sz w:val="22"/>
+          <w:szCs w:val="22"/>
+        </w:rPr>
+        <w:t xml:space="preserve">1. 用户提交删除请求（APP 内或邮件）</w:t>
+      </w:r>
+    </w:p>
+    <w:p>
+      <w:pPr>
+        <w:spacing w:after="80"/>
+      </w:pPr>
+      <w:r>
+        <w:rPr>
+          <w:sz w:val="22"/>
+          <w:szCs w:val="22"/>
+        </w:rPr>
+        <w:t xml:space="preserve">2. 系统标记为待删除（24 小时冷却期）</w:t>
+      </w:r>
+    </w:p>
+    <w:p>
+      <w:pPr>
+        <w:spacing w:after="80"/>
+      </w:pPr>
+      <w:r>
+        <w:rPr>
+          <w:sz w:val="22"/>
+          <w:szCs w:val="22"/>
+        </w:rPr>
+        <w:t xml:space="preserve">3. 冷却期后自动删除所有相关数据</w:t>
+      </w:r>
+    </w:p>
+    <w:p>
+      <w:pPr>
+        <w:spacing w:after="80"/>
+      </w:pPr>
+      <w:r>
+        <w:rPr>
+          <w:sz w:val="22"/>
+          <w:szCs w:val="22"/>
+        </w:rPr>
+        <w:t xml:space="preserve">4. 发送确认邮件给用户</w:t>
+      </w:r>
+    </w:p>
+    <w:p>
+      <w:pPr>
+        <w:spacing w:after="80"/>
+      </w:pPr>
+      <w:r>
+        <w:rPr>
+          <w:sz w:val="22"/>
+          <w:szCs w:val="22"/>
+        </w:rPr>
+        <w:t xml:space="preserve">5. 记录删除操作到审计日志</w:t>
       </w:r>
     </w:p>
     <w:p>
@@ -526,127 +1295,55 @@
           <w:sz w:val="26"/>
           <w:szCs w:val="26"/>
         </w:rPr>
-        <w:t xml:space="preserve">决策与 Action Items</w:t>
-      </w:r>
-    </w:p>
-    <w:p>
-      <w:pPr>
-        <w:spacing w:after="80"/>
-      </w:pPr>
-      <w:r>
-        <w:rPr>
-          <w:sz w:val="22"/>
-          <w:szCs w:val="22"/>
-        </w:rPr>
-        <w:t xml:space="preserve">✅ 数据分类方案通过</w:t>
-      </w:r>
-    </w:p>
-    <w:p>
-      <w:pPr>
-        <w:spacing w:after="80"/>
-      </w:pPr>
-      <w:r>
-        <w:rPr>
-          <w:sz w:val="22"/>
-          <w:szCs w:val="22"/>
-        </w:rPr>
-        <w:t xml:space="preserve">✅ 安全措施方案通过</w:t>
-      </w:r>
-    </w:p>
-    <w:p>
-      <w:pPr>
-        <w:spacing w:after="80"/>
-      </w:pPr>
-      <w:r>
-        <w:rPr>
-          <w:sz w:val="22"/>
-          <w:szCs w:val="22"/>
-        </w:rPr>
-        <w:t xml:space="preserve">✅ 数据留存政策通过</w:t>
-      </w:r>
-    </w:p>
-    <w:p>
-      <w:pPr>
-        <w:spacing w:after="80"/>
-      </w:pPr>
-      <w:r>
-        <w:rPr>
-          <w:sz w:val="22"/>
-          <w:szCs w:val="22"/>
-        </w:rPr>
-        <w:t xml:space="preserve"/>
-      </w:r>
-    </w:p>
-    <w:p>
-      <w:pPr>
-        <w:spacing w:after="80"/>
-      </w:pPr>
-      <w:r>
-        <w:rPr>
-          <w:sz w:val="22"/>
-          <w:szCs w:val="22"/>
-        </w:rPr>
-        <w:t xml:space="preserve">任务 | 负责人 | 截止日期</w:t>
-      </w:r>
-    </w:p>
-    <w:p>
-      <w:pPr>
-        <w:spacing w:after="80"/>
-      </w:pPr>
-      <w:r>
-        <w:rPr>
-          <w:sz w:val="22"/>
-          <w:szCs w:val="22"/>
-        </w:rPr>
-        <w:t xml:space="preserve">数据导出功能 | 陈强 | 7/5</w:t>
-      </w:r>
-    </w:p>
-    <w:p>
-      <w:pPr>
-        <w:spacing w:after="80"/>
-      </w:pPr>
-      <w:r>
-        <w:rPr>
-          <w:sz w:val="22"/>
-          <w:szCs w:val="22"/>
-        </w:rPr>
-        <w:t xml:space="preserve">数据删除功能 | 陈强 | 7/5</w:t>
-      </w:r>
-    </w:p>
-    <w:p>
-      <w:pPr>
-        <w:spacing w:after="80"/>
-      </w:pPr>
-      <w:r>
-        <w:rPr>
-          <w:sz w:val="22"/>
-          <w:szCs w:val="22"/>
-        </w:rPr>
-        <w:t xml:space="preserve">隐私政策页面 | 唐敏 | 7/1</w:t>
-      </w:r>
-    </w:p>
-    <w:p>
-      <w:pPr>
-        <w:spacing w:after="80"/>
-      </w:pPr>
-      <w:r>
-        <w:rPr>
-          <w:sz w:val="22"/>
-          <w:szCs w:val="22"/>
-        </w:rPr>
-        <w:t xml:space="preserve">Cookie 同意弹窗 | 赵丽 | 7/1</w:t>
-      </w:r>
-    </w:p>
-    <w:p>
-      <w:pPr>
-        <w:spacing w:after="80"/>
-      </w:pPr>
-      <w:r>
-        <w:rPr>
-          <w:sz w:val="22"/>
-          <w:szCs w:val="22"/>
-        </w:rPr>
-        <w:t xml:space="preserve">合规审计报告 | 唐敏 | 7/15</w:t>
+        <w:t xml:space="preserve">责任人</w:t>
+      </w:r>
+    </w:p>
+    <w:p>
+      <w:pPr>
+        <w:spacing w:after="80"/>
+      </w:pPr>
+      <w:r>
+        <w:rPr>
+          <w:sz w:val="22"/>
+          <w:szCs w:val="22"/>
+        </w:rPr>
+        <w:t xml:space="preserve">唐敏（法务顾问）— 合规策略、隐私政策、用户协议、DPIA 评估</w:t>
+      </w:r>
+    </w:p>
+    <w:p>
+      <w:pPr>
+        <w:spacing w:after="80"/>
+      </w:pPr>
+      <w:r>
+        <w:rPr>
+          <w:sz w:val="22"/>
+          <w:szCs w:val="22"/>
+        </w:rPr>
+        <w:t xml:space="preserve">陈强（技术负责人）— 技术安全措施、数据加密、审计日志</w:t>
+      </w:r>
+    </w:p>
+    <w:p>
+      <w:pPr>
+        <w:spacing w:after="80"/>
+      </w:pPr>
+      <w:r>
+        <w:rPr>
+          <w:sz w:val="22"/>
+          <w:szCs w:val="22"/>
+        </w:rPr>
+        <w:t xml:space="preserve">苏楠（产品总监）— 数据留存策略、用户删除流程、产品合规</w:t>
+      </w:r>
+    </w:p>
+    <w:p>
+      <w:pPr>
+        <w:spacing w:after="80"/>
+      </w:pPr>
+      <w:r>
+        <w:rPr>
+          <w:sz w:val="22"/>
+          <w:szCs w:val="22"/>
+        </w:rPr>
+        <w:t xml:space="preserve">王琳（COO）— 合规培训、季度安全审计、incident response</w:t>
       </w:r>
     </w:p>
     <w:sectPr>
